--- a/testakten/schwerbehindertenrecht-parkinson-merkzeichen-g-arnsberg/01_mandatsnotiz_gdb_merkzeichen.docx
+++ b/testakten/schwerbehindertenrecht-parkinson-merkzeichen-g-arnsberg/01_mandatsnotiz_gdb_merkzeichen.docx
@@ -70,7 +70,27 @@
         <w:t>Widerspruch gegen GdB und Merkzeichen. Zusätzlich rentenrechtlich prüfen, ob eine Anerkennung als schwerbehinderter Mensch vor dem geplanten Rentenbeginn 01.03.2028 für eine Altersrente für schwerbehinderte Menschen relevant wird. Der Fall soll die medizinische Funktionsbeeinträchtigung sauber von der Diagnose trennen.</w:t>
       </w:r>
     </w:p>
+    <w:p>
+      <w:pPr>
+        <w:pStyle w:val="Heading2"/>
+      </w:pPr>
+      <w:r>
+        <w:t>Erstgespräch und Beobachtungen</w:t>
+      </w:r>
+    </w:p>
+    <w:p>
+      <w:r>
+        <w:t>Helga Rottmann erschien am 24. Juni 2026 mit ihrer Tochter Jana und einem Rollator. Der Weg vom Parkplatz zur Beratungsstelle dauerte nach Janas Uhr acht Minuten für etwa 140 Meter. Vor der Automatiktür trat eine Gangblockade auf; nach verbaler Taktvorgabe konnte Helga weitergehen. Im Sitzen war das Gespräch über 55 Minuten gut möglich.</w:t>
+      </w:r>
+    </w:p>
+    <w:p>
+      <w:r>
+        <w:t>Die Mandantin arbeitet noch 20 Wochenstunden in der Kreisverwaltung. Für Wege im Gebäude nutzt sie Aufzug und Begleitung. Sie möchte ihren Arbeitsplatz bis zum geplanten Rentenbeginn erhalten. Vorgelegt wurden Bescheid, Neurologiebericht, Medikamentenplan, Gehtagebuch und eine Notiz der Teamleiterin. Der Sturz an der Apotheke ist bislang nur durch Tochter und Apothekerin belegbar.</w:t>
+      </w:r>
+    </w:p>
     <w:sectPr>
+      <w:headerReference w:type="default" r:id="rId9"/>
+      <w:footerReference w:type="default" r:id="rId10"/>
       <w:pgSz w:w="11906" w:h="16838"/>
       <w:pgMar w:top="1417" w:right="1417" w:bottom="1417" w:left="1417" w:header="720" w:footer="720" w:gutter="0"/>
       <w:cols w:space="720"/>
@@ -78,6 +98,44 @@
     </w:sectPr>
   </w:body>
 </w:document>
+</file>
+
+<file path=word/footer1.xml><?xml version="1.0" encoding="utf-8"?>
+<w:ftr xmlns:m="http://schemas.openxmlformats.org/officeDocument/2006/math" xmlns:mc="http://schemas.openxmlformats.org/markup-compatibility/2006" xmlns:mo="http://schemas.microsoft.com/office/mac/office/2008/main" xmlns:mv="urn:schemas-microsoft-com:mac:vml" xmlns:o="urn:schemas-microsoft-com:office:office" xmlns:r="http://schemas.openxmlformats.org/officeDocument/2006/relationships" xmlns:v="urn:schemas-microsoft-com:vml" xmlns:w10="urn:schemas-microsoft-com:office:word" xmlns:w14="http://schemas.microsoft.com/office/word/2010/wordml" xmlns:w="http://schemas.openxmlformats.org/wordprocessingml/2006/main" xmlns:wne="http://schemas.microsoft.com/office/word/2006/wordml" xmlns:wp14="http://schemas.microsoft.com/office/word/2010/wordprocessingDrawing" xmlns:wp="http://schemas.openxmlformats.org/drawingml/2006/wordprocessingDrawing" xmlns:wpc="http://schemas.microsoft.com/office/word/2010/wordprocessingCanvas" xmlns:wpg="http://schemas.microsoft.com/office/word/2010/wordprocessingGroup" xmlns:wpi="http://schemas.microsoft.com/office/word/2010/wordprocessingInk" xmlns:wps="http://schemas.microsoft.com/office/word/2010/wordprocessingShape" mc:Ignorable="w14 wp14">
+  <w:p>
+    <w:pPr>
+      <w:pStyle w:val="Footer"/>
+      <w:jc w:val="center"/>
+    </w:pPr>
+    <w:r>
+      <w:rPr>
+        <w:rFonts w:ascii="Arial" w:hAnsi="Arial"/>
+        <w:color w:val="6E6E6E"/>
+        <w:sz w:val="16"/>
+      </w:rPr>
+      <w:t>Aktenstück 01_mandatsnotiz_gdb_merkzeichen.docx · Arbeitsstand</w:t>
+    </w:r>
+  </w:p>
+</w:ftr>
+</file>
+
+<file path=word/header1.xml><?xml version="1.0" encoding="utf-8"?>
+<w:hdr xmlns:m="http://schemas.openxmlformats.org/officeDocument/2006/math" xmlns:mc="http://schemas.openxmlformats.org/markup-compatibility/2006" xmlns:mo="http://schemas.microsoft.com/office/mac/office/2008/main" xmlns:mv="urn:schemas-microsoft-com:mac:vml" xmlns:o="urn:schemas-microsoft-com:office:office" xmlns:r="http://schemas.openxmlformats.org/officeDocument/2006/relationships" xmlns:v="urn:schemas-microsoft-com:vml" xmlns:w10="urn:schemas-microsoft-com:office:word" xmlns:w14="http://schemas.microsoft.com/office/word/2010/wordml" xmlns:w="http://schemas.openxmlformats.org/wordprocessingml/2006/main" xmlns:wne="http://schemas.microsoft.com/office/word/2006/wordml" xmlns:wp14="http://schemas.microsoft.com/office/word/2010/wordprocessingDrawing" xmlns:wp="http://schemas.openxmlformats.org/drawingml/2006/wordprocessingDrawing" xmlns:wpc="http://schemas.microsoft.com/office/word/2010/wordprocessingCanvas" xmlns:wpg="http://schemas.microsoft.com/office/word/2010/wordprocessingGroup" xmlns:wpi="http://schemas.microsoft.com/office/word/2010/wordprocessingInk" xmlns:wps="http://schemas.microsoft.com/office/word/2010/wordprocessingShape" mc:Ignorable="w14 wp14">
+  <w:p>
+    <w:pPr>
+      <w:pStyle w:val="Header"/>
+      <w:jc w:val="right"/>
+    </w:pPr>
+    <w:r>
+      <w:rPr>
+        <w:rFonts w:ascii="Arial" w:hAnsi="Arial"/>
+        <w:color w:val="535E67"/>
+        <w:sz w:val="16"/>
+      </w:rPr>
+      <w:t>Rottmann / GdB und Merkzeichen · AR-26-77</w:t>
+    </w:r>
+  </w:p>
+</w:hdr>
 </file>
 
 <file path=word/numbering.xml><?xml version="1.0" encoding="utf-8"?>
@@ -443,9 +501,12 @@
     <w:name w:val="Normal"/>
     <w:qFormat/>
     <w:rsid w:val="00FC693F"/>
+    <w:pPr>
+      <w:spacing w:after="120"/>
+    </w:pPr>
     <w:rPr>
-      <w:rFonts w:ascii="Times New Roman" w:hAnsi="Times New Roman"/>
-      <w:sz w:val="22"/>
+      <w:rFonts w:ascii="Arial" w:hAnsi="Arial"/>
+      <w:sz w:val="21"/>
     </w:rPr>
   </w:style>
   <w:style w:type="paragraph" w:styleId="Header">
@@ -507,9 +568,10 @@
       <w:outlineLvl w:val="0"/>
     </w:pPr>
     <w:rPr>
-      <w:rFonts w:asciiTheme="majorHAnsi" w:eastAsiaTheme="majorEastAsia" w:hAnsiTheme="majorHAnsi" w:cstheme="majorBidi" w:ascii="Times New Roman" w:hAnsi="Times New Roman"/>
+      <w:rFonts w:asciiTheme="majorHAnsi" w:eastAsiaTheme="majorEastAsia" w:hAnsiTheme="majorHAnsi" w:cstheme="majorBidi" w:ascii="Arial" w:hAnsi="Arial"/>
       <w:b/>
       <w:bCs/>
+      <w:color w:val="24364B"/>
       <w:sz w:val="28"/>
       <w:szCs w:val="28"/>
     </w:rPr>
@@ -530,9 +592,10 @@
       <w:outlineLvl w:val="1"/>
     </w:pPr>
     <w:rPr>
-      <w:rFonts w:asciiTheme="majorHAnsi" w:eastAsiaTheme="majorEastAsia" w:hAnsiTheme="majorHAnsi" w:cstheme="majorBidi" w:ascii="Times New Roman" w:hAnsi="Times New Roman"/>
+      <w:rFonts w:asciiTheme="majorHAnsi" w:eastAsiaTheme="majorEastAsia" w:hAnsiTheme="majorHAnsi" w:cstheme="majorBidi" w:ascii="Arial" w:hAnsi="Arial"/>
       <w:b/>
       <w:bCs/>
+      <w:color w:val="24364B"/>
       <w:sz w:val="24"/>
       <w:szCs w:val="26"/>
     </w:rPr>
@@ -794,8 +857,8 @@
       <w:contextualSpacing/>
     </w:pPr>
     <w:rPr>
-      <w:rFonts w:asciiTheme="majorHAnsi" w:eastAsiaTheme="majorEastAsia" w:hAnsiTheme="majorHAnsi" w:cstheme="majorBidi"/>
-      <w:color w:val="17365D" w:themeColor="text2" w:themeShade="BF"/>
+      <w:rFonts w:asciiTheme="majorHAnsi" w:eastAsiaTheme="majorEastAsia" w:hAnsiTheme="majorHAnsi" w:cstheme="majorBidi" w:ascii="Arial" w:hAnsi="Arial"/>
+      <w:color w:val="24364B"/>
       <w:spacing w:val="5"/>
       <w:kern w:val="28"/>
       <w:sz w:val="52"/>
